--- a/docs/sample_reports/prometeo_mission44/prometeo_mission44_report.docx
+++ b/docs/sample_reports/prometeo_mission44/prometeo_mission44_report.docx
@@ -44,7 +44,7 @@
     </w:p>
     <w:p>
       <w:r>
-        <w:t>LASC (Latin America Space Challenge)  |  Generated 2026-09-29 04:08 UTC  |  App version section4  |  Author: Diego Rocketeer</w:t>
+        <w:t>LASC (Latin America Space Challenge)  |  Generated 2026-09-29 04:50 UTC  |  App version sample  |  Author: Diego Rocketeer</w:t>
       </w:r>
     </w:p>
     <w:p>
@@ -305,7 +305,7 @@
           </w:tcPr>
           <w:p>
             <w:r>
-              <w:t>section4</w:t>
+              <w:t>sample</w:t>
             </w:r>
           </w:p>
         </w:tc>
@@ -349,7 +349,7 @@
           </w:tcPr>
           <w:p>
             <w:r>
-              <w:t>Linux-6.18.44-fc-v49-x86_64-with-glibc2.39</w:t>
+              <w:t>Linux</w:t>
             </w:r>
           </w:p>
         </w:tc>
@@ -371,7 +371,7 @@
           </w:tcPr>
           <w:p>
             <w:r>
-              <w:t>0.32 s</w:t>
+              <w:t>0.38 s</w:t>
             </w:r>
           </w:p>
         </w:tc>
@@ -679,7 +679,7 @@
               <a:graphicData uri="http://schemas.openxmlformats.org/drawingml/2006/picture">
                 <pic:pic>
                   <pic:nvPicPr>
-                    <pic:cNvPr id="0" name="report_side_profile_a3befabc.png"/>
+                    <pic:cNvPr id="0" name="report_side_profile_7d7396d5.png"/>
                     <pic:cNvPicPr/>
                   </pic:nvPicPr>
                   <pic:blipFill>
@@ -1021,7 +1021,7 @@
               <a:graphicData uri="http://schemas.openxmlformats.org/drawingml/2006/picture">
                 <pic:pic>
                   <pic:nvPicPr>
-                    <pic:cNvPr id="0" name="plot_mass_79f1c5ad.png"/>
+                    <pic:cNvPr id="0" name="plot_mass_45e3edf9.png"/>
                     <pic:cNvPicPr/>
                   </pic:nvPicPr>
                   <pic:blipFill>
@@ -1077,7 +1077,7 @@
               <a:graphicData uri="http://schemas.openxmlformats.org/drawingml/2006/picture">
                 <pic:pic>
                   <pic:nvPicPr>
-                    <pic:cNvPr id="0" name="plot_thrust_1b5f9f33.png"/>
+                    <pic:cNvPr id="0" name="plot_thrust_56e789b5.png"/>
                     <pic:cNvPicPr/>
                   </pic:nvPicPr>
                   <pic:blipFill>
@@ -1266,7 +1266,7 @@
               <a:graphicData uri="http://schemas.openxmlformats.org/drawingml/2006/picture">
                 <pic:pic>
                   <pic:nvPicPr>
-                    <pic:cNvPr id="0" name="plot_altitude_33d13f69.png"/>
+                    <pic:cNvPr id="0" name="plot_altitude_1e5d4078.png"/>
                     <pic:cNvPicPr/>
                   </pic:nvPicPr>
                   <pic:blipFill>
@@ -1327,7 +1327,7 @@
               <a:graphicData uri="http://schemas.openxmlformats.org/drawingml/2006/picture">
                 <pic:pic>
                   <pic:nvPicPr>
-                    <pic:cNvPr id="0" name="plot_vertical_velocity_884df435.png"/>
+                    <pic:cNvPr id="0" name="plot_vertical_velocity_0f772b17.png"/>
                     <pic:cNvPicPr/>
                   </pic:nvPicPr>
                   <pic:blipFill>
@@ -1374,7 +1374,7 @@
               <a:graphicData uri="http://schemas.openxmlformats.org/drawingml/2006/picture">
                 <pic:pic>
                   <pic:nvPicPr>
-                    <pic:cNvPr id="0" name="plot_total_velocity_56473749.png"/>
+                    <pic:cNvPr id="0" name="plot_total_velocity_08c213ba.png"/>
                     <pic:cNvPicPr/>
                   </pic:nvPicPr>
                   <pic:blipFill>
@@ -1421,7 +1421,7 @@
               <a:graphicData uri="http://schemas.openxmlformats.org/drawingml/2006/picture">
                 <pic:pic>
                   <pic:nvPicPr>
-                    <pic:cNvPr id="0" name="plot_acceleration_boost_47e4c6ae.png"/>
+                    <pic:cNvPr id="0" name="plot_acceleration_boost_61ddd2b0.png"/>
                     <pic:cNvPicPr/>
                   </pic:nvPicPr>
                   <pic:blipFill>
@@ -1468,7 +1468,7 @@
               <a:graphicData uri="http://schemas.openxmlformats.org/drawingml/2006/picture">
                 <pic:pic>
                   <pic:nvPicPr>
-                    <pic:cNvPr id="0" name="trajectory_3d_f6c63ac6.png"/>
+                    <pic:cNvPr id="0" name="trajectory_3d_6be21c92.png"/>
                     <pic:cNvPicPr/>
                   </pic:nvPicPr>
                   <pic:blipFill>
@@ -1515,7 +1515,7 @@
               <a:graphicData uri="http://schemas.openxmlformats.org/drawingml/2006/picture">
                 <pic:pic>
                   <pic:nvPicPr>
-                    <pic:cNvPr id="0" name="plot_ground_track_2e356a5f.png"/>
+                    <pic:cNvPr id="0" name="plot_ground_track_22ed3628.png"/>
                     <pic:cNvPicPr/>
                   </pic:nvPicPr>
                   <pic:blipFill>
@@ -1562,7 +1562,7 @@
               <a:graphicData uri="http://schemas.openxmlformats.org/drawingml/2006/picture">
                 <pic:pic>
                   <pic:nvPicPr>
-                    <pic:cNvPr id="0" name="plot_cd_mach_f2f709a9.png"/>
+                    <pic:cNvPr id="0" name="plot_cd_mach_4e2cdea9.png"/>
                     <pic:cNvPicPr/>
                   </pic:nvPicPr>
                   <pic:blipFill>
@@ -1623,7 +1623,7 @@
               <a:graphicData uri="http://schemas.openxmlformats.org/drawingml/2006/picture">
                 <pic:pic>
                   <pic:nvPicPr>
-                    <pic:cNvPr id="0" name="plot_mach_fdf4efc0.png"/>
+                    <pic:cNvPr id="0" name="plot_mach_0be04511.png"/>
                     <pic:cNvPicPr/>
                   </pic:nvPicPr>
                   <pic:blipFill>
@@ -1670,7 +1670,7 @@
               <a:graphicData uri="http://schemas.openxmlformats.org/drawingml/2006/picture">
                 <pic:pic>
                   <pic:nvPicPr>
-                    <pic:cNvPr id="0" name="plot_dynamic_pressure_5b33cc65.png"/>
+                    <pic:cNvPr id="0" name="plot_dynamic_pressure_1889c8e6.png"/>
                     <pic:cNvPicPr/>
                   </pic:nvPicPr>
                   <pic:blipFill>
@@ -1717,7 +1717,7 @@
               <a:graphicData uri="http://schemas.openxmlformats.org/drawingml/2006/picture">
                 <pic:pic>
                   <pic:nvPicPr>
-                    <pic:cNvPr id="0" name="plot_static_margin_7f50246f.png"/>
+                    <pic:cNvPr id="0" name="plot_static_margin_6badcce2.png"/>
                     <pic:cNvPicPr/>
                   </pic:nvPicPr>
                   <pic:blipFill>
@@ -1778,7 +1778,7 @@
               <a:graphicData uri="http://schemas.openxmlformats.org/drawingml/2006/picture">
                 <pic:pic>
                   <pic:nvPicPr>
-                    <pic:cNvPr id="0" name="plot_cg_cp_0a43c850.png"/>
+                    <pic:cNvPr id="0" name="plot_cg_cp_57f31dc5.png"/>
                     <pic:cNvPicPr/>
                   </pic:nvPicPr>
                   <pic:blipFill>
@@ -1825,7 +1825,7 @@
               <a:graphicData uri="http://schemas.openxmlformats.org/drawingml/2006/picture">
                 <pic:pic>
                   <pic:nvPicPr>
-                    <pic:cNvPr id="0" name="plot_angle_of_attack_3b946bb3.png"/>
+                    <pic:cNvPr id="0" name="plot_angle_of_attack_00e2595b.png"/>
                     <pic:cNvPicPr/>
                   </pic:nvPicPr>
                   <pic:blipFill>
@@ -2704,7 +2704,7 @@
               <a:graphicData uri="http://schemas.openxmlformats.org/drawingml/2006/picture">
                 <pic:pic>
                   <pic:nvPicPr>
-                    <pic:cNvPr id="0" name="plot_descent_velocity_1f622eba.png"/>
+                    <pic:cNvPr id="0" name="plot_descent_velocity_2ba6e49d.png"/>
                     <pic:cNvPicPr/>
                   </pic:nvPicPr>
                   <pic:blipFill>
@@ -3062,7 +3062,7 @@
               <a:graphicData uri="http://schemas.openxmlformats.org/drawingml/2006/picture">
                 <pic:pic>
                   <pic:nvPicPr>
-                    <pic:cNvPr id="0" name="case_altitude_overlay_27c4859a.png"/>
+                    <pic:cNvPr id="0" name="case_altitude_overlay_551c3bfe.png"/>
                     <pic:cNvPicPr/>
                   </pic:nvPicPr>
                   <pic:blipFill>
@@ -3123,7 +3123,7 @@
               <a:graphicData uri="http://schemas.openxmlformats.org/drawingml/2006/picture">
                 <pic:pic>
                   <pic:nvPicPr>
-                    <pic:cNvPr id="0" name="report_mc_histogram_78e26672.png"/>
+                    <pic:cNvPr id="0" name="report_mc_histogram_c69b5862.png"/>
                     <pic:cNvPicPr/>
                   </pic:nvPicPr>
                   <pic:blipFill>
@@ -3168,7 +3168,7 @@
               <a:graphicData uri="http://schemas.openxmlformats.org/drawingml/2006/picture">
                 <pic:pic>
                   <pic:nvPicPr>
-                    <pic:cNvPr id="0" name="report_mc_ellipse_ef5e9b06.png"/>
+                    <pic:cNvPr id="0" name="report_mc_ellipse_58c357b1.png"/>
                     <pic:cNvPicPr/>
                   </pic:nvPicPr>
                   <pic:blipFill>
